--- a/TS-Padam/TS-6.6/TS 6.6 Tamil Pada Paatam Corrections.docx
+++ b/TS-Padam/TS-6.6/TS 6.6 Tamil Pada Paatam Corrections.docx
@@ -1,6 +1,6 @@
 
 <file path=word/document.xml><?xml version="1.0" encoding="utf-8"?>
-<w:document xmlns:wpc="http://schemas.microsoft.com/office/word/2010/wordprocessingCanvas" xmlns:cx="http://schemas.microsoft.com/office/drawing/2014/chartex" xmlns:cx1="http://schemas.microsoft.com/office/drawing/2015/9/8/chartex" xmlns:cx2="http://schemas.microsoft.com/office/drawing/2015/10/21/chartex" xmlns:cx3="http://schemas.microsoft.com/office/drawing/2016/5/9/chartex" xmlns:cx4="http://schemas.microsoft.com/office/drawing/2016/5/10/chartex" xmlns:cx5="http://schemas.microsoft.com/office/drawing/2016/5/11/chartex" xmlns:cx6="http://schemas.microsoft.com/office/drawing/2016/5/12/chartex" xmlns:cx7="http://schemas.microsoft.com/office/drawing/2016/5/13/chartex" xmlns:cx8="http://schemas.microsoft.com/office/drawing/2016/5/14/chartex" xmlns:mc="http://schemas.openxmlformats.org/markup-compatibility/2006" xmlns:aink="http://schemas.microsoft.com/office/drawing/2016/ink" xmlns:am3d="http://schemas.microsoft.com/office/drawing/2017/model3d" xmlns:o="urn:schemas-microsoft-com:office:office" xmlns:oel="http://schemas.microsoft.com/office/2019/extlst" xmlns:r="http://schemas.openxmlformats.org/officeDocument/2006/relationships" xmlns:m="http://schemas.openxmlformats.org/officeDocument/2006/math" xmlns:v="urn:schemas-microsoft-com:vml" xmlns:wp14="http://schemas.microsoft.com/office/word/2010/wordprocessingDrawing" xmlns:wp="http://schemas.openxmlformats.org/drawingml/2006/wordprocessingDrawing" xmlns:w10="urn:schemas-microsoft-com:office:word" xmlns:w="http://schemas.openxmlformats.org/wordprocessingml/2006/main" xmlns:w14="http://schemas.microsoft.com/office/word/2010/wordml" xmlns:w15="http://schemas.microsoft.com/office/word/2012/wordml" xmlns:w16cex="http://schemas.microsoft.com/office/word/2018/wordml/cex" xmlns:w16cid="http://schemas.microsoft.com/office/word/2016/wordml/cid" xmlns:w16="http://schemas.microsoft.com/office/word/2018/wordml" xmlns:w16sdtdh="http://schemas.microsoft.com/office/word/2020/wordml/sdtdatahash" xmlns:w16se="http://schemas.microsoft.com/office/word/2015/wordml/symex" xmlns:wpg="http://schemas.microsoft.com/office/word/2010/wordprocessingGroup" xmlns:wpi="http://schemas.microsoft.com/office/word/2010/wordprocessingInk" xmlns:wne="http://schemas.microsoft.com/office/word/2006/wordml" xmlns:wps="http://schemas.microsoft.com/office/word/2010/wordprocessingShape" mc:Ignorable="w14 w15 w16se w16cid w16 w16cex w16sdtdh wp14">
+<w:document xmlns:wpc="http://schemas.microsoft.com/office/word/2010/wordprocessingCanvas" xmlns:cx="http://schemas.microsoft.com/office/drawing/2014/chartex" xmlns:cx1="http://schemas.microsoft.com/office/drawing/2015/9/8/chartex" xmlns:cx2="http://schemas.microsoft.com/office/drawing/2015/10/21/chartex" xmlns:cx3="http://schemas.microsoft.com/office/drawing/2016/5/9/chartex" xmlns:cx4="http://schemas.microsoft.com/office/drawing/2016/5/10/chartex" xmlns:cx5="http://schemas.microsoft.com/office/drawing/2016/5/11/chartex" xmlns:cx6="http://schemas.microsoft.com/office/drawing/2016/5/12/chartex" xmlns:cx7="http://schemas.microsoft.com/office/drawing/2016/5/13/chartex" xmlns:cx8="http://schemas.microsoft.com/office/drawing/2016/5/14/chartex" xmlns:mc="http://schemas.openxmlformats.org/markup-compatibility/2006" xmlns:aink="http://schemas.microsoft.com/office/drawing/2016/ink" xmlns:am3d="http://schemas.microsoft.com/office/drawing/2017/model3d" xmlns:o="urn:schemas-microsoft-com:office:office" xmlns:oel="http://schemas.microsoft.com/office/2019/extlst" xmlns:r="http://schemas.openxmlformats.org/officeDocument/2006/relationships" xmlns:m="http://schemas.openxmlformats.org/officeDocument/2006/math" xmlns:v="urn:schemas-microsoft-com:vml" xmlns:wp14="http://schemas.microsoft.com/office/word/2010/wordprocessingDrawing" xmlns:wp="http://schemas.openxmlformats.org/drawingml/2006/wordprocessingDrawing" xmlns:w10="urn:schemas-microsoft-com:office:word" xmlns:w="http://schemas.openxmlformats.org/wordprocessingml/2006/main" xmlns:w14="http://schemas.microsoft.com/office/word/2010/wordml" xmlns:w15="http://schemas.microsoft.com/office/word/2012/wordml" xmlns:w16cex="http://schemas.microsoft.com/office/word/2018/wordml/cex" xmlns:w16cid="http://schemas.microsoft.com/office/word/2016/wordml/cid" xmlns:w16="http://schemas.microsoft.com/office/word/2018/wordml" xmlns:w16du="http://schemas.microsoft.com/office/word/2023/wordml/word16du" xmlns:w16sdtdh="http://schemas.microsoft.com/office/word/2020/wordml/sdtdatahash" xmlns:w16sdtfl="http://schemas.microsoft.com/office/word/2024/wordml/sdtformatlock" xmlns:w16se="http://schemas.microsoft.com/office/word/2015/wordml/symex" xmlns:wpg="http://schemas.microsoft.com/office/word/2010/wordprocessingGroup" xmlns:wpi="http://schemas.microsoft.com/office/word/2010/wordprocessingInk" xmlns:wne="http://schemas.microsoft.com/office/word/2006/wordml" xmlns:wps="http://schemas.microsoft.com/office/word/2010/wordprocessingShape" mc:Ignorable="w14 w15 w16se w16cid w16 w16cex w16sdtdh w16sdtfl w16du wp14">
   <w:body>
     <w:p>
       <w:pPr>
@@ -109,10 +109,9 @@
           <w:bCs/>
           <w:sz w:val="32"/>
           <w:szCs w:val="32"/>
-          <w:highlight w:val="red"/>
           <w:u w:val="single"/>
         </w:rPr>
-        <w:t>????</w:t>
+        <w:t>30th April 2026</w:t>
       </w:r>
     </w:p>
     <w:p>
@@ -410,44 +409,119 @@
             </w:pPr>
             <w:r>
               <w:rPr>
-                <w:rFonts w:ascii="BRH Devanagari Extra" w:hAnsi="BRH Devanagari Extra" w:cs="BRH Devanagari Extra"/>
-                <w:sz w:val="40"/>
-                <w:szCs w:val="40"/>
-              </w:rPr>
-              <w:t xml:space="preserve">blÉÎliÉþ | </w:t>
-            </w:r>
-            <w:r>
-              <w:rPr>
-                <w:rFonts w:ascii="BRH Devanagari Extra" w:hAnsi="BRH Devanagari Extra" w:cs="BRH Devanagari Extra"/>
-                <w:sz w:val="40"/>
-                <w:szCs w:val="40"/>
+                <w:rFonts w:ascii="Latha" w:hAnsi="Latha" w:cs="Latha"/>
+                <w:sz w:val="28"/>
+                <w:szCs w:val="28"/>
+                <w:cs/>
+                <w:lang w:bidi="ta-IN"/>
+              </w:rPr>
+              <w:t>க்</w:t>
+            </w:r>
+            <w:r>
+              <w:rPr>
+                <w:rFonts w:ascii="Latha" w:hAnsi="Latha" w:cs="Latha"/>
+                <w:b/>
+                <w:bCs/>
+                <w:position w:val="-12"/>
+                <w:sz w:val="28"/>
+                <w:szCs w:val="28"/>
+                <w:cs/>
+                <w:lang w:bidi="ta-IN"/>
+              </w:rPr>
+              <w:t>4</w:t>
+            </w:r>
+            <w:r>
+              <w:rPr>
+                <w:rFonts w:ascii="Latha" w:hAnsi="Latha" w:cs="Latha"/>
+                <w:sz w:val="28"/>
+                <w:szCs w:val="28"/>
+                <w:cs/>
+                <w:lang w:bidi="ta-IN"/>
+              </w:rPr>
+              <w:t>னந்தி</w:t>
+            </w:r>
+            <w:r>
+              <w:rPr>
+                <w:rFonts w:ascii="BRH Tamil Tab Extra" w:hAnsi="BRH Tamil Tab Extra" w:cs="Latha"/>
+                <w:b/>
+                <w:sz w:val="36"/>
+                <w:szCs w:val="28"/>
+              </w:rPr>
+              <w:t>†</w:t>
+            </w:r>
+            <w:r>
+              <w:rPr>
+                <w:rFonts w:ascii="Latha" w:hAnsi="Latha" w:cs="Latha"/>
+                <w:sz w:val="28"/>
+                <w:szCs w:val="28"/>
+              </w:rPr>
+              <w:t xml:space="preserve"> | </w:t>
+            </w:r>
+            <w:r>
+              <w:rPr>
+                <w:rFonts w:ascii="Latha" w:hAnsi="Latha" w:cs="Latha"/>
+                <w:sz w:val="28"/>
+                <w:szCs w:val="28"/>
                 <w:highlight w:val="yellow"/>
-              </w:rPr>
-              <w:t>uÉÉ</w:t>
-            </w:r>
-            <w:r>
-              <w:rPr>
-                <w:rFonts w:ascii="BRH Devanagari Extra" w:hAnsi="BRH Devanagari Extra" w:cs="BRH Devanagari Extra"/>
-                <w:sz w:val="40"/>
-                <w:szCs w:val="40"/>
-              </w:rPr>
-              <w:t xml:space="preserve"> | L</w:t>
-            </w:r>
-            <w:r>
-              <w:rPr>
-                <w:rFonts w:ascii="BRH Malayalam Extra" w:hAnsi="BRH Malayalam Extra" w:cs="BRH Devanagari Extra"/>
-                <w:sz w:val="32"/>
-                <w:szCs w:val="40"/>
-              </w:rPr>
-              <w:t>–</w:t>
-            </w:r>
-            <w:r>
-              <w:rPr>
-                <w:rFonts w:ascii="BRH Devanagari Extra" w:hAnsi="BRH Devanagari Extra" w:cs="BRH Devanagari Extra"/>
-                <w:sz w:val="40"/>
-                <w:szCs w:val="40"/>
-              </w:rPr>
-              <w:t>iÉiÉç |</w:t>
+                <w:cs/>
+                <w:lang w:bidi="ta-IN"/>
+              </w:rPr>
+              <w:t>வா</w:t>
+            </w:r>
+            <w:r>
+              <w:rPr>
+                <w:rFonts w:ascii="Latha" w:hAnsi="Latha" w:cs="Latha"/>
+                <w:sz w:val="28"/>
+                <w:szCs w:val="28"/>
+                <w:cs/>
+                <w:lang w:bidi="ta-IN"/>
+              </w:rPr>
+              <w:t xml:space="preserve"> </w:t>
+            </w:r>
+            <w:r>
+              <w:rPr>
+                <w:rFonts w:ascii="Latha" w:hAnsi="Latha" w:cs="Latha"/>
+                <w:sz w:val="28"/>
+                <w:szCs w:val="28"/>
+              </w:rPr>
+              <w:t xml:space="preserve">| </w:t>
+            </w:r>
+            <w:r>
+              <w:rPr>
+                <w:rFonts w:ascii="Latha" w:hAnsi="Latha" w:cs="Latha"/>
+                <w:sz w:val="28"/>
+                <w:szCs w:val="28"/>
+                <w:cs/>
+                <w:lang w:bidi="ta-IN"/>
+              </w:rPr>
+              <w:t>ஏ</w:t>
+            </w:r>
+            <w:r>
+              <w:rPr>
+                <w:rFonts w:ascii="BRH Tamil Tab Extra" w:hAnsi="BRH Tamil Tab Extra" w:cs="Latha"/>
+                <w:b/>
+                <w:sz w:val="32"/>
+                <w:szCs w:val="28"/>
+              </w:rPr>
+              <w:t>…</w:t>
+            </w:r>
+            <w:r>
+              <w:rPr>
+                <w:rFonts w:ascii="Latha" w:hAnsi="Latha" w:cs="Latha"/>
+                <w:sz w:val="28"/>
+                <w:szCs w:val="28"/>
+                <w:cs/>
+                <w:lang w:bidi="ta-IN"/>
+              </w:rPr>
+              <w:t xml:space="preserve">தத் </w:t>
+            </w:r>
+            <w:r>
+              <w:rPr>
+                <w:rFonts w:ascii="Latha" w:hAnsi="Latha" w:cs="Latha"/>
+                <w:sz w:val="28"/>
+                <w:szCs w:val="28"/>
+              </w:rPr>
+              <w:t>|</w:t>
             </w:r>
           </w:p>
         </w:tc>
@@ -472,44 +546,119 @@
             </w:pPr>
             <w:r>
               <w:rPr>
-                <w:rFonts w:ascii="BRH Devanagari Extra" w:hAnsi="BRH Devanagari Extra" w:cs="BRH Devanagari Extra"/>
-                <w:sz w:val="40"/>
-                <w:szCs w:val="40"/>
-              </w:rPr>
-              <w:t xml:space="preserve">blÉÎliÉþ | </w:t>
-            </w:r>
-            <w:r>
-              <w:rPr>
-                <w:rFonts w:ascii="BRH Devanagari Extra" w:hAnsi="BRH Devanagari Extra" w:cs="BRH Devanagari Extra"/>
-                <w:sz w:val="40"/>
-                <w:szCs w:val="40"/>
+                <w:rFonts w:ascii="Latha" w:hAnsi="Latha" w:cs="Latha"/>
+                <w:sz w:val="28"/>
+                <w:szCs w:val="28"/>
+                <w:cs/>
+                <w:lang w:bidi="ta-IN"/>
+              </w:rPr>
+              <w:t>க்</w:t>
+            </w:r>
+            <w:r>
+              <w:rPr>
+                <w:rFonts w:ascii="Latha" w:hAnsi="Latha" w:cs="Latha"/>
+                <w:b/>
+                <w:bCs/>
+                <w:position w:val="-12"/>
+                <w:sz w:val="28"/>
+                <w:szCs w:val="28"/>
+                <w:cs/>
+                <w:lang w:bidi="ta-IN"/>
+              </w:rPr>
+              <w:t>4</w:t>
+            </w:r>
+            <w:r>
+              <w:rPr>
+                <w:rFonts w:ascii="Latha" w:hAnsi="Latha" w:cs="Latha"/>
+                <w:sz w:val="28"/>
+                <w:szCs w:val="28"/>
+                <w:cs/>
+                <w:lang w:bidi="ta-IN"/>
+              </w:rPr>
+              <w:t>னந்தி</w:t>
+            </w:r>
+            <w:r>
+              <w:rPr>
+                <w:rFonts w:ascii="BRH Tamil Tab Extra" w:hAnsi="BRH Tamil Tab Extra" w:cs="Latha"/>
+                <w:b/>
+                <w:sz w:val="36"/>
+                <w:szCs w:val="28"/>
+              </w:rPr>
+              <w:t>†</w:t>
+            </w:r>
+            <w:r>
+              <w:rPr>
+                <w:rFonts w:ascii="Latha" w:hAnsi="Latha" w:cs="Latha"/>
+                <w:sz w:val="28"/>
+                <w:szCs w:val="28"/>
+              </w:rPr>
+              <w:t xml:space="preserve"> | </w:t>
+            </w:r>
+            <w:r>
+              <w:rPr>
+                <w:rFonts w:ascii="Latha" w:hAnsi="Latha" w:cs="Latha" w:hint="cs"/>
+                <w:sz w:val="28"/>
+                <w:szCs w:val="28"/>
                 <w:highlight w:val="green"/>
-              </w:rPr>
-              <w:t>uÉæ</w:t>
-            </w:r>
-            <w:r>
-              <w:rPr>
-                <w:rFonts w:ascii="BRH Devanagari Extra" w:hAnsi="BRH Devanagari Extra" w:cs="BRH Devanagari Extra"/>
-                <w:sz w:val="40"/>
-                <w:szCs w:val="40"/>
-              </w:rPr>
-              <w:t xml:space="preserve"> | L</w:t>
-            </w:r>
-            <w:r>
-              <w:rPr>
-                <w:rFonts w:ascii="BRH Malayalam Extra" w:hAnsi="BRH Malayalam Extra" w:cs="BRH Devanagari Extra"/>
-                <w:sz w:val="32"/>
-                <w:szCs w:val="40"/>
-              </w:rPr>
-              <w:t>–</w:t>
-            </w:r>
-            <w:r>
-              <w:rPr>
-                <w:rFonts w:ascii="BRH Devanagari Extra" w:hAnsi="BRH Devanagari Extra" w:cs="BRH Devanagari Extra"/>
-                <w:sz w:val="40"/>
-                <w:szCs w:val="40"/>
-              </w:rPr>
-              <w:t>iÉiÉç |</w:t>
+                <w:cs/>
+                <w:lang w:bidi="ta-IN"/>
+              </w:rPr>
+              <w:t>வை</w:t>
+            </w:r>
+            <w:r>
+              <w:rPr>
+                <w:rFonts w:ascii="Latha" w:hAnsi="Latha" w:cs="Latha"/>
+                <w:sz w:val="28"/>
+                <w:szCs w:val="28"/>
+                <w:cs/>
+                <w:lang w:bidi="ta-IN"/>
+              </w:rPr>
+              <w:t xml:space="preserve"> </w:t>
+            </w:r>
+            <w:r>
+              <w:rPr>
+                <w:rFonts w:ascii="Latha" w:hAnsi="Latha" w:cs="Latha"/>
+                <w:sz w:val="28"/>
+                <w:szCs w:val="28"/>
+              </w:rPr>
+              <w:t xml:space="preserve">| </w:t>
+            </w:r>
+            <w:r>
+              <w:rPr>
+                <w:rFonts w:ascii="Latha" w:hAnsi="Latha" w:cs="Latha"/>
+                <w:sz w:val="28"/>
+                <w:szCs w:val="28"/>
+                <w:cs/>
+                <w:lang w:bidi="ta-IN"/>
+              </w:rPr>
+              <w:t>ஏ</w:t>
+            </w:r>
+            <w:r>
+              <w:rPr>
+                <w:rFonts w:ascii="BRH Tamil Tab Extra" w:hAnsi="BRH Tamil Tab Extra" w:cs="Latha"/>
+                <w:b/>
+                <w:sz w:val="32"/>
+                <w:szCs w:val="28"/>
+              </w:rPr>
+              <w:t>…</w:t>
+            </w:r>
+            <w:r>
+              <w:rPr>
+                <w:rFonts w:ascii="Latha" w:hAnsi="Latha" w:cs="Latha"/>
+                <w:sz w:val="28"/>
+                <w:szCs w:val="28"/>
+                <w:cs/>
+                <w:lang w:bidi="ta-IN"/>
+              </w:rPr>
+              <w:t xml:space="preserve">தத் </w:t>
+            </w:r>
+            <w:r>
+              <w:rPr>
+                <w:rFonts w:ascii="Latha" w:hAnsi="Latha" w:cs="Latha"/>
+                <w:sz w:val="28"/>
+                <w:szCs w:val="28"/>
+              </w:rPr>
+              <w:t>|</w:t>
             </w:r>
           </w:p>
         </w:tc>
@@ -1139,30 +1288,6 @@
         </w:tc>
       </w:tr>
     </w:tbl>
-    <w:p>
-      <w:pPr>
-        <w:jc w:val="center"/>
-        <w:rPr>
-          <w:b/>
-          <w:bCs/>
-          <w:sz w:val="32"/>
-          <w:szCs w:val="32"/>
-          <w:u w:val="single"/>
-        </w:rPr>
-      </w:pPr>
-    </w:p>
-    <w:p>
-      <w:pPr>
-        <w:jc w:val="center"/>
-        <w:rPr>
-          <w:b/>
-          <w:bCs/>
-          <w:sz w:val="32"/>
-          <w:szCs w:val="32"/>
-          <w:u w:val="single"/>
-        </w:rPr>
-      </w:pPr>
-    </w:p>
     <w:p>
       <w:pPr>
         <w:jc w:val="center"/>
@@ -2127,7 +2252,6 @@
                 <w:sz w:val="28"/>
                 <w:szCs w:val="28"/>
               </w:rPr>
-              <w:lastRenderedPageBreak/>
               <w:t>TS 6.6.</w:t>
             </w:r>
             <w:r>
@@ -2627,6 +2751,7 @@
                 <w:sz w:val="28"/>
                 <w:szCs w:val="28"/>
               </w:rPr>
+              <w:lastRenderedPageBreak/>
               <w:t>TS 6.6.5.3 - Padam</w:t>
             </w:r>
           </w:p>
@@ -7834,7 +7959,23 @@
                 <w:sz w:val="32"/>
                 <w:szCs w:val="32"/>
               </w:rPr>
-              <w:t>(it is hraswam)</w:t>
+              <w:t xml:space="preserve">(it is </w:t>
+            </w:r>
+            <w:proofErr w:type="spellStart"/>
+            <w:r>
+              <w:rPr>
+                <w:sz w:val="32"/>
+                <w:szCs w:val="32"/>
+              </w:rPr>
+              <w:t>hraswam</w:t>
+            </w:r>
+            <w:proofErr w:type="spellEnd"/>
+            <w:r>
+              <w:rPr>
+                <w:sz w:val="32"/>
+                <w:szCs w:val="32"/>
+              </w:rPr>
+              <w:t>)</w:t>
             </w:r>
           </w:p>
         </w:tc>
@@ -12036,6 +12177,8 @@
       <w:headerReference w:type="default" r:id="rId8"/>
       <w:footerReference w:type="even" r:id="rId9"/>
       <w:footerReference w:type="default" r:id="rId10"/>
+      <w:headerReference w:type="first" r:id="rId11"/>
+      <w:footerReference w:type="first" r:id="rId12"/>
       <w:pgSz w:w="15840" w:h="12240" w:orient="landscape"/>
       <w:pgMar w:top="1440" w:right="1440" w:bottom="1440" w:left="1440" w:header="576" w:footer="576" w:gutter="0"/>
       <w:cols w:space="720"/>
@@ -12046,7 +12189,7 @@
 </file>
 
 <file path=word/endnotes.xml><?xml version="1.0" encoding="utf-8"?>
-<w:endnotes xmlns:wpc="http://schemas.microsoft.com/office/word/2010/wordprocessingCanvas" xmlns:cx="http://schemas.microsoft.com/office/drawing/2014/chartex" xmlns:cx1="http://schemas.microsoft.com/office/drawing/2015/9/8/chartex" xmlns:cx2="http://schemas.microsoft.com/office/drawing/2015/10/21/chartex" xmlns:cx3="http://schemas.microsoft.com/office/drawing/2016/5/9/chartex" xmlns:cx4="http://schemas.microsoft.com/office/drawing/2016/5/10/chartex" xmlns:cx5="http://schemas.microsoft.com/office/drawing/2016/5/11/chartex" xmlns:cx6="http://schemas.microsoft.com/office/drawing/2016/5/12/chartex" xmlns:cx7="http://schemas.microsoft.com/office/drawing/2016/5/13/chartex" xmlns:cx8="http://schemas.microsoft.com/office/drawing/2016/5/14/chartex" xmlns:mc="http://schemas.openxmlformats.org/markup-compatibility/2006" xmlns:aink="http://schemas.microsoft.com/office/drawing/2016/ink" xmlns:am3d="http://schemas.microsoft.com/office/drawing/2017/model3d" xmlns:o="urn:schemas-microsoft-com:office:office" xmlns:oel="http://schemas.microsoft.com/office/2019/extlst" xmlns:r="http://schemas.openxmlformats.org/officeDocument/2006/relationships" xmlns:m="http://schemas.openxmlformats.org/officeDocument/2006/math" xmlns:v="urn:schemas-microsoft-com:vml" xmlns:wp14="http://schemas.microsoft.com/office/word/2010/wordprocessingDrawing" xmlns:wp="http://schemas.openxmlformats.org/drawingml/2006/wordprocessingDrawing" xmlns:w10="urn:schemas-microsoft-com:office:word" xmlns:w="http://schemas.openxmlformats.org/wordprocessingml/2006/main" xmlns:w14="http://schemas.microsoft.com/office/word/2010/wordml" xmlns:w15="http://schemas.microsoft.com/office/word/2012/wordml" xmlns:w16cex="http://schemas.microsoft.com/office/word/2018/wordml/cex" xmlns:w16cid="http://schemas.microsoft.com/office/word/2016/wordml/cid" xmlns:w16="http://schemas.microsoft.com/office/word/2018/wordml" xmlns:w16sdtdh="http://schemas.microsoft.com/office/word/2020/wordml/sdtdatahash" xmlns:w16se="http://schemas.microsoft.com/office/word/2015/wordml/symex" xmlns:wpg="http://schemas.microsoft.com/office/word/2010/wordprocessingGroup" xmlns:wpi="http://schemas.microsoft.com/office/word/2010/wordprocessingInk" xmlns:wne="http://schemas.microsoft.com/office/word/2006/wordml" xmlns:wps="http://schemas.microsoft.com/office/word/2010/wordprocessingShape" mc:Ignorable="w14 w15 w16se w16cid w16 w16cex w16sdtdh wp14">
+<w:endnotes xmlns:wpc="http://schemas.microsoft.com/office/word/2010/wordprocessingCanvas" xmlns:cx="http://schemas.microsoft.com/office/drawing/2014/chartex" xmlns:cx1="http://schemas.microsoft.com/office/drawing/2015/9/8/chartex" xmlns:cx2="http://schemas.microsoft.com/office/drawing/2015/10/21/chartex" xmlns:cx3="http://schemas.microsoft.com/office/drawing/2016/5/9/chartex" xmlns:cx4="http://schemas.microsoft.com/office/drawing/2016/5/10/chartex" xmlns:cx5="http://schemas.microsoft.com/office/drawing/2016/5/11/chartex" xmlns:cx6="http://schemas.microsoft.com/office/drawing/2016/5/12/chartex" xmlns:cx7="http://schemas.microsoft.com/office/drawing/2016/5/13/chartex" xmlns:cx8="http://schemas.microsoft.com/office/drawing/2016/5/14/chartex" xmlns:mc="http://schemas.openxmlformats.org/markup-compatibility/2006" xmlns:aink="http://schemas.microsoft.com/office/drawing/2016/ink" xmlns:am3d="http://schemas.microsoft.com/office/drawing/2017/model3d" xmlns:o="urn:schemas-microsoft-com:office:office" xmlns:oel="http://schemas.microsoft.com/office/2019/extlst" xmlns:r="http://schemas.openxmlformats.org/officeDocument/2006/relationships" xmlns:m="http://schemas.openxmlformats.org/officeDocument/2006/math" xmlns:v="urn:schemas-microsoft-com:vml" xmlns:wp14="http://schemas.microsoft.com/office/word/2010/wordprocessingDrawing" xmlns:wp="http://schemas.openxmlformats.org/drawingml/2006/wordprocessingDrawing" xmlns:w10="urn:schemas-microsoft-com:office:word" xmlns:w="http://schemas.openxmlformats.org/wordprocessingml/2006/main" xmlns:w14="http://schemas.microsoft.com/office/word/2010/wordml" xmlns:w15="http://schemas.microsoft.com/office/word/2012/wordml" xmlns:w16cex="http://schemas.microsoft.com/office/word/2018/wordml/cex" xmlns:w16cid="http://schemas.microsoft.com/office/word/2016/wordml/cid" xmlns:w16="http://schemas.microsoft.com/office/word/2018/wordml" xmlns:w16du="http://schemas.microsoft.com/office/word/2023/wordml/word16du" xmlns:w16sdtdh="http://schemas.microsoft.com/office/word/2020/wordml/sdtdatahash" xmlns:w16sdtfl="http://schemas.microsoft.com/office/word/2024/wordml/sdtformatlock" xmlns:w16se="http://schemas.microsoft.com/office/word/2015/wordml/symex" xmlns:wpg="http://schemas.microsoft.com/office/word/2010/wordprocessingGroup" xmlns:wpi="http://schemas.microsoft.com/office/word/2010/wordprocessingInk" xmlns:wne="http://schemas.microsoft.com/office/word/2006/wordml" xmlns:wps="http://schemas.microsoft.com/office/word/2010/wordprocessingShape" mc:Ignorable="w14 w15 w16se w16cid w16 w16cex w16sdtdh w16sdtfl w16du wp14">
   <w:endnote w:type="separator" w:id="-1">
     <w:p>
       <w:pPr>
@@ -12071,12 +12214,13 @@
 </file>
 
 <file path=word/footer1.xml><?xml version="1.0" encoding="utf-8"?>
-<w:ftr xmlns:wpc="http://schemas.microsoft.com/office/word/2010/wordprocessingCanvas" xmlns:cx="http://schemas.microsoft.com/office/drawing/2014/chartex" xmlns:cx1="http://schemas.microsoft.com/office/drawing/2015/9/8/chartex" xmlns:cx2="http://schemas.microsoft.com/office/drawing/2015/10/21/chartex" xmlns:cx3="http://schemas.microsoft.com/office/drawing/2016/5/9/chartex" xmlns:cx4="http://schemas.microsoft.com/office/drawing/2016/5/10/chartex" xmlns:cx5="http://schemas.microsoft.com/office/drawing/2016/5/11/chartex" xmlns:cx6="http://schemas.microsoft.com/office/drawing/2016/5/12/chartex" xmlns:cx7="http://schemas.microsoft.com/office/drawing/2016/5/13/chartex" xmlns:cx8="http://schemas.microsoft.com/office/drawing/2016/5/14/chartex" xmlns:mc="http://schemas.openxmlformats.org/markup-compatibility/2006" xmlns:aink="http://schemas.microsoft.com/office/drawing/2016/ink" xmlns:am3d="http://schemas.microsoft.com/office/drawing/2017/model3d" xmlns:o="urn:schemas-microsoft-com:office:office" xmlns:oel="http://schemas.microsoft.com/office/2019/extlst" xmlns:r="http://schemas.openxmlformats.org/officeDocument/2006/relationships" xmlns:m="http://schemas.openxmlformats.org/officeDocument/2006/math" xmlns:v="urn:schemas-microsoft-com:vml" xmlns:wp14="http://schemas.microsoft.com/office/word/2010/wordprocessingDrawing" xmlns:wp="http://schemas.openxmlformats.org/drawingml/2006/wordprocessingDrawing" xmlns:w10="urn:schemas-microsoft-com:office:word" xmlns:w="http://schemas.openxmlformats.org/wordprocessingml/2006/main" xmlns:w14="http://schemas.microsoft.com/office/word/2010/wordml" xmlns:w15="http://schemas.microsoft.com/office/word/2012/wordml" xmlns:w16cex="http://schemas.microsoft.com/office/word/2018/wordml/cex" xmlns:w16cid="http://schemas.microsoft.com/office/word/2016/wordml/cid" xmlns:w16="http://schemas.microsoft.com/office/word/2018/wordml" xmlns:w16sdtdh="http://schemas.microsoft.com/office/word/2020/wordml/sdtdatahash" xmlns:w16se="http://schemas.microsoft.com/office/word/2015/wordml/symex" xmlns:wpg="http://schemas.microsoft.com/office/word/2010/wordprocessingGroup" xmlns:wpi="http://schemas.microsoft.com/office/word/2010/wordprocessingInk" xmlns:wne="http://schemas.microsoft.com/office/word/2006/wordml" xmlns:wps="http://schemas.microsoft.com/office/word/2010/wordprocessingShape" mc:Ignorable="w14 w15 w16se w16cid w16 w16cex w16sdtdh wp14">
+<w:ftr xmlns:wpc="http://schemas.microsoft.com/office/word/2010/wordprocessingCanvas" xmlns:cx="http://schemas.microsoft.com/office/drawing/2014/chartex" xmlns:cx1="http://schemas.microsoft.com/office/drawing/2015/9/8/chartex" xmlns:cx2="http://schemas.microsoft.com/office/drawing/2015/10/21/chartex" xmlns:cx3="http://schemas.microsoft.com/office/drawing/2016/5/9/chartex" xmlns:cx4="http://schemas.microsoft.com/office/drawing/2016/5/10/chartex" xmlns:cx5="http://schemas.microsoft.com/office/drawing/2016/5/11/chartex" xmlns:cx6="http://schemas.microsoft.com/office/drawing/2016/5/12/chartex" xmlns:cx7="http://schemas.microsoft.com/office/drawing/2016/5/13/chartex" xmlns:cx8="http://schemas.microsoft.com/office/drawing/2016/5/14/chartex" xmlns:mc="http://schemas.openxmlformats.org/markup-compatibility/2006" xmlns:aink="http://schemas.microsoft.com/office/drawing/2016/ink" xmlns:am3d="http://schemas.microsoft.com/office/drawing/2017/model3d" xmlns:o="urn:schemas-microsoft-com:office:office" xmlns:oel="http://schemas.microsoft.com/office/2019/extlst" xmlns:r="http://schemas.openxmlformats.org/officeDocument/2006/relationships" xmlns:m="http://schemas.openxmlformats.org/officeDocument/2006/math" xmlns:v="urn:schemas-microsoft-com:vml" xmlns:wp14="http://schemas.microsoft.com/office/word/2010/wordprocessingDrawing" xmlns:wp="http://schemas.openxmlformats.org/drawingml/2006/wordprocessingDrawing" xmlns:w10="urn:schemas-microsoft-com:office:word" xmlns:w="http://schemas.openxmlformats.org/wordprocessingml/2006/main" xmlns:w14="http://schemas.microsoft.com/office/word/2010/wordml" xmlns:w15="http://schemas.microsoft.com/office/word/2012/wordml" xmlns:w16cex="http://schemas.microsoft.com/office/word/2018/wordml/cex" xmlns:w16cid="http://schemas.microsoft.com/office/word/2016/wordml/cid" xmlns:w16="http://schemas.microsoft.com/office/word/2018/wordml" xmlns:w16du="http://schemas.microsoft.com/office/word/2023/wordml/word16du" xmlns:w16sdtdh="http://schemas.microsoft.com/office/word/2020/wordml/sdtdatahash" xmlns:w16sdtfl="http://schemas.microsoft.com/office/word/2024/wordml/sdtformatlock" xmlns:w16se="http://schemas.microsoft.com/office/word/2015/wordml/symex" xmlns:wpg="http://schemas.microsoft.com/office/word/2010/wordprocessingGroup" xmlns:wpi="http://schemas.microsoft.com/office/word/2010/wordprocessingInk" xmlns:wne="http://schemas.microsoft.com/office/word/2006/wordml" xmlns:wps="http://schemas.microsoft.com/office/word/2010/wordprocessingShape" mc:Ignorable="w14 w15 w16se w16cid w16 w16cex w16sdtdh w16sdtfl w16du wp14">
   <w:p>
     <w:pPr>
       <w:pBdr>
         <w:top w:val="single" w:sz="4" w:space="1" w:color="auto"/>
       </w:pBdr>
+      <w:jc w:val="right"/>
       <w:rPr>
         <w:b/>
         <w:bCs/>
@@ -12129,6 +12273,13 @@
         <w:b/>
         <w:bCs/>
       </w:rPr>
+      <w:t xml:space="preserve">           </w:t>
+    </w:r>
+    <w:r>
+      <w:rPr>
+        <w:b/>
+        <w:bCs/>
+      </w:rPr>
       <w:t>www.vedavms.in</w:t>
     </w:r>
     <w:r>
@@ -12136,7 +12287,7 @@
         <w:b/>
         <w:bCs/>
       </w:rPr>
-      <w:t xml:space="preserve">                         </w:t>
+      <w:t xml:space="preserve">                        </w:t>
     </w:r>
     <w:r>
       <w:rPr>
@@ -12258,12 +12409,13 @@
 </file>
 
 <file path=word/footer2.xml><?xml version="1.0" encoding="utf-8"?>
-<w:ftr xmlns:wpc="http://schemas.microsoft.com/office/word/2010/wordprocessingCanvas" xmlns:cx="http://schemas.microsoft.com/office/drawing/2014/chartex" xmlns:cx1="http://schemas.microsoft.com/office/drawing/2015/9/8/chartex" xmlns:cx2="http://schemas.microsoft.com/office/drawing/2015/10/21/chartex" xmlns:cx3="http://schemas.microsoft.com/office/drawing/2016/5/9/chartex" xmlns:cx4="http://schemas.microsoft.com/office/drawing/2016/5/10/chartex" xmlns:cx5="http://schemas.microsoft.com/office/drawing/2016/5/11/chartex" xmlns:cx6="http://schemas.microsoft.com/office/drawing/2016/5/12/chartex" xmlns:cx7="http://schemas.microsoft.com/office/drawing/2016/5/13/chartex" xmlns:cx8="http://schemas.microsoft.com/office/drawing/2016/5/14/chartex" xmlns:mc="http://schemas.openxmlformats.org/markup-compatibility/2006" xmlns:aink="http://schemas.microsoft.com/office/drawing/2016/ink" xmlns:am3d="http://schemas.microsoft.com/office/drawing/2017/model3d" xmlns:o="urn:schemas-microsoft-com:office:office" xmlns:oel="http://schemas.microsoft.com/office/2019/extlst" xmlns:r="http://schemas.openxmlformats.org/officeDocument/2006/relationships" xmlns:m="http://schemas.openxmlformats.org/officeDocument/2006/math" xmlns:v="urn:schemas-microsoft-com:vml" xmlns:wp14="http://schemas.microsoft.com/office/word/2010/wordprocessingDrawing" xmlns:wp="http://schemas.openxmlformats.org/drawingml/2006/wordprocessingDrawing" xmlns:w10="urn:schemas-microsoft-com:office:word" xmlns:w="http://schemas.openxmlformats.org/wordprocessingml/2006/main" xmlns:w14="http://schemas.microsoft.com/office/word/2010/wordml" xmlns:w15="http://schemas.microsoft.com/office/word/2012/wordml" xmlns:w16cex="http://schemas.microsoft.com/office/word/2018/wordml/cex" xmlns:w16cid="http://schemas.microsoft.com/office/word/2016/wordml/cid" xmlns:w16="http://schemas.microsoft.com/office/word/2018/wordml" xmlns:w16sdtdh="http://schemas.microsoft.com/office/word/2020/wordml/sdtdatahash" xmlns:w16se="http://schemas.microsoft.com/office/word/2015/wordml/symex" xmlns:wpg="http://schemas.microsoft.com/office/word/2010/wordprocessingGroup" xmlns:wpi="http://schemas.microsoft.com/office/word/2010/wordprocessingInk" xmlns:wne="http://schemas.microsoft.com/office/word/2006/wordml" xmlns:wps="http://schemas.microsoft.com/office/word/2010/wordprocessingShape" mc:Ignorable="w14 w15 w16se w16cid w16 w16cex w16sdtdh wp14">
+<w:ftr xmlns:wpc="http://schemas.microsoft.com/office/word/2010/wordprocessingCanvas" xmlns:cx="http://schemas.microsoft.com/office/drawing/2014/chartex" xmlns:cx1="http://schemas.microsoft.com/office/drawing/2015/9/8/chartex" xmlns:cx2="http://schemas.microsoft.com/office/drawing/2015/10/21/chartex" xmlns:cx3="http://schemas.microsoft.com/office/drawing/2016/5/9/chartex" xmlns:cx4="http://schemas.microsoft.com/office/drawing/2016/5/10/chartex" xmlns:cx5="http://schemas.microsoft.com/office/drawing/2016/5/11/chartex" xmlns:cx6="http://schemas.microsoft.com/office/drawing/2016/5/12/chartex" xmlns:cx7="http://schemas.microsoft.com/office/drawing/2016/5/13/chartex" xmlns:cx8="http://schemas.microsoft.com/office/drawing/2016/5/14/chartex" xmlns:mc="http://schemas.openxmlformats.org/markup-compatibility/2006" xmlns:aink="http://schemas.microsoft.com/office/drawing/2016/ink" xmlns:am3d="http://schemas.microsoft.com/office/drawing/2017/model3d" xmlns:o="urn:schemas-microsoft-com:office:office" xmlns:oel="http://schemas.microsoft.com/office/2019/extlst" xmlns:r="http://schemas.openxmlformats.org/officeDocument/2006/relationships" xmlns:m="http://schemas.openxmlformats.org/officeDocument/2006/math" xmlns:v="urn:schemas-microsoft-com:vml" xmlns:wp14="http://schemas.microsoft.com/office/word/2010/wordprocessingDrawing" xmlns:wp="http://schemas.openxmlformats.org/drawingml/2006/wordprocessingDrawing" xmlns:w10="urn:schemas-microsoft-com:office:word" xmlns:w="http://schemas.openxmlformats.org/wordprocessingml/2006/main" xmlns:w14="http://schemas.microsoft.com/office/word/2010/wordml" xmlns:w15="http://schemas.microsoft.com/office/word/2012/wordml" xmlns:w16cex="http://schemas.microsoft.com/office/word/2018/wordml/cex" xmlns:w16cid="http://schemas.microsoft.com/office/word/2016/wordml/cid" xmlns:w16="http://schemas.microsoft.com/office/word/2018/wordml" xmlns:w16du="http://schemas.microsoft.com/office/word/2023/wordml/word16du" xmlns:w16sdtdh="http://schemas.microsoft.com/office/word/2020/wordml/sdtdatahash" xmlns:w16sdtfl="http://schemas.microsoft.com/office/word/2024/wordml/sdtformatlock" xmlns:w16se="http://schemas.microsoft.com/office/word/2015/wordml/symex" xmlns:wpg="http://schemas.microsoft.com/office/word/2010/wordprocessingGroup" xmlns:wpi="http://schemas.microsoft.com/office/word/2010/wordprocessingInk" xmlns:wne="http://schemas.microsoft.com/office/word/2006/wordml" xmlns:wps="http://schemas.microsoft.com/office/word/2010/wordprocessingShape" mc:Ignorable="w14 w15 w16se w16cid w16 w16cex w16sdtdh w16sdtfl w16du wp14">
   <w:p>
     <w:pPr>
       <w:pBdr>
         <w:top w:val="single" w:sz="4" w:space="1" w:color="auto"/>
       </w:pBdr>
+      <w:jc w:val="right"/>
       <w:rPr>
         <w:b/>
         <w:bCs/>
@@ -12339,6 +12491,13 @@
       </w:rPr>
       <w:tab/>
       <w:t xml:space="preserve"> </w:t>
+    </w:r>
+    <w:r>
+      <w:rPr>
+        <w:b/>
+        <w:bCs/>
+      </w:rPr>
+      <w:t xml:space="preserve">           </w:t>
     </w:r>
     <w:r>
       <w:tab/>
@@ -12452,8 +12611,18 @@
 </w:ftr>
 </file>
 
+<file path=word/footer3.xml><?xml version="1.0" encoding="utf-8"?>
+<w:ftr xmlns:wpc="http://schemas.microsoft.com/office/word/2010/wordprocessingCanvas" xmlns:cx="http://schemas.microsoft.com/office/drawing/2014/chartex" xmlns:cx1="http://schemas.microsoft.com/office/drawing/2015/9/8/chartex" xmlns:cx2="http://schemas.microsoft.com/office/drawing/2015/10/21/chartex" xmlns:cx3="http://schemas.microsoft.com/office/drawing/2016/5/9/chartex" xmlns:cx4="http://schemas.microsoft.com/office/drawing/2016/5/10/chartex" xmlns:cx5="http://schemas.microsoft.com/office/drawing/2016/5/11/chartex" xmlns:cx6="http://schemas.microsoft.com/office/drawing/2016/5/12/chartex" xmlns:cx7="http://schemas.microsoft.com/office/drawing/2016/5/13/chartex" xmlns:cx8="http://schemas.microsoft.com/office/drawing/2016/5/14/chartex" xmlns:mc="http://schemas.openxmlformats.org/markup-compatibility/2006" xmlns:aink="http://schemas.microsoft.com/office/drawing/2016/ink" xmlns:am3d="http://schemas.microsoft.com/office/drawing/2017/model3d" xmlns:o="urn:schemas-microsoft-com:office:office" xmlns:oel="http://schemas.microsoft.com/office/2019/extlst" xmlns:r="http://schemas.openxmlformats.org/officeDocument/2006/relationships" xmlns:m="http://schemas.openxmlformats.org/officeDocument/2006/math" xmlns:v="urn:schemas-microsoft-com:vml" xmlns:wp14="http://schemas.microsoft.com/office/word/2010/wordprocessingDrawing" xmlns:wp="http://schemas.openxmlformats.org/drawingml/2006/wordprocessingDrawing" xmlns:w10="urn:schemas-microsoft-com:office:word" xmlns:w="http://schemas.openxmlformats.org/wordprocessingml/2006/main" xmlns:w14="http://schemas.microsoft.com/office/word/2010/wordml" xmlns:w15="http://schemas.microsoft.com/office/word/2012/wordml" xmlns:w16cex="http://schemas.microsoft.com/office/word/2018/wordml/cex" xmlns:w16cid="http://schemas.microsoft.com/office/word/2016/wordml/cid" xmlns:w16="http://schemas.microsoft.com/office/word/2018/wordml" xmlns:w16du="http://schemas.microsoft.com/office/word/2023/wordml/word16du" xmlns:w16sdtdh="http://schemas.microsoft.com/office/word/2020/wordml/sdtdatahash" xmlns:w16sdtfl="http://schemas.microsoft.com/office/word/2024/wordml/sdtformatlock" xmlns:w16se="http://schemas.microsoft.com/office/word/2015/wordml/symex" xmlns:wpg="http://schemas.microsoft.com/office/word/2010/wordprocessingGroup" xmlns:wpi="http://schemas.microsoft.com/office/word/2010/wordprocessingInk" xmlns:wne="http://schemas.microsoft.com/office/word/2006/wordml" xmlns:wps="http://schemas.microsoft.com/office/word/2010/wordprocessingShape" mc:Ignorable="w14 w15 w16se w16cid w16 w16cex w16sdtdh w16sdtfl w16du wp14">
+  <w:p>
+    <w:pPr>
+      <w:pStyle w:val="Footer"/>
+    </w:pPr>
+  </w:p>
+</w:ftr>
+</file>
+
 <file path=word/footnotes.xml><?xml version="1.0" encoding="utf-8"?>
-<w:footnotes xmlns:wpc="http://schemas.microsoft.com/office/word/2010/wordprocessingCanvas" xmlns:cx="http://schemas.microsoft.com/office/drawing/2014/chartex" xmlns:cx1="http://schemas.microsoft.com/office/drawing/2015/9/8/chartex" xmlns:cx2="http://schemas.microsoft.com/office/drawing/2015/10/21/chartex" xmlns:cx3="http://schemas.microsoft.com/office/drawing/2016/5/9/chartex" xmlns:cx4="http://schemas.microsoft.com/office/drawing/2016/5/10/chartex" xmlns:cx5="http://schemas.microsoft.com/office/drawing/2016/5/11/chartex" xmlns:cx6="http://schemas.microsoft.com/office/drawing/2016/5/12/chartex" xmlns:cx7="http://schemas.microsoft.com/office/drawing/2016/5/13/chartex" xmlns:cx8="http://schemas.microsoft.com/office/drawing/2016/5/14/chartex" xmlns:mc="http://schemas.openxmlformats.org/markup-compatibility/2006" xmlns:aink="http://schemas.microsoft.com/office/drawing/2016/ink" xmlns:am3d="http://schemas.microsoft.com/office/drawing/2017/model3d" xmlns:o="urn:schemas-microsoft-com:office:office" xmlns:oel="http://schemas.microsoft.com/office/2019/extlst" xmlns:r="http://schemas.openxmlformats.org/officeDocument/2006/relationships" xmlns:m="http://schemas.openxmlformats.org/officeDocument/2006/math" xmlns:v="urn:schemas-microsoft-com:vml" xmlns:wp14="http://schemas.microsoft.com/office/word/2010/wordprocessingDrawing" xmlns:wp="http://schemas.openxmlformats.org/drawingml/2006/wordprocessingDrawing" xmlns:w10="urn:schemas-microsoft-com:office:word" xmlns:w="http://schemas.openxmlformats.org/wordprocessingml/2006/main" xmlns:w14="http://schemas.microsoft.com/office/word/2010/wordml" xmlns:w15="http://schemas.microsoft.com/office/word/2012/wordml" xmlns:w16cex="http://schemas.microsoft.com/office/word/2018/wordml/cex" xmlns:w16cid="http://schemas.microsoft.com/office/word/2016/wordml/cid" xmlns:w16="http://schemas.microsoft.com/office/word/2018/wordml" xmlns:w16sdtdh="http://schemas.microsoft.com/office/word/2020/wordml/sdtdatahash" xmlns:w16se="http://schemas.microsoft.com/office/word/2015/wordml/symex" xmlns:wpg="http://schemas.microsoft.com/office/word/2010/wordprocessingGroup" xmlns:wpi="http://schemas.microsoft.com/office/word/2010/wordprocessingInk" xmlns:wne="http://schemas.microsoft.com/office/word/2006/wordml" xmlns:wps="http://schemas.microsoft.com/office/word/2010/wordprocessingShape" mc:Ignorable="w14 w15 w16se w16cid w16 w16cex w16sdtdh wp14">
+<w:footnotes xmlns:wpc="http://schemas.microsoft.com/office/word/2010/wordprocessingCanvas" xmlns:cx="http://schemas.microsoft.com/office/drawing/2014/chartex" xmlns:cx1="http://schemas.microsoft.com/office/drawing/2015/9/8/chartex" xmlns:cx2="http://schemas.microsoft.com/office/drawing/2015/10/21/chartex" xmlns:cx3="http://schemas.microsoft.com/office/drawing/2016/5/9/chartex" xmlns:cx4="http://schemas.microsoft.com/office/drawing/2016/5/10/chartex" xmlns:cx5="http://schemas.microsoft.com/office/drawing/2016/5/11/chartex" xmlns:cx6="http://schemas.microsoft.com/office/drawing/2016/5/12/chartex" xmlns:cx7="http://schemas.microsoft.com/office/drawing/2016/5/13/chartex" xmlns:cx8="http://schemas.microsoft.com/office/drawing/2016/5/14/chartex" xmlns:mc="http://schemas.openxmlformats.org/markup-compatibility/2006" xmlns:aink="http://schemas.microsoft.com/office/drawing/2016/ink" xmlns:am3d="http://schemas.microsoft.com/office/drawing/2017/model3d" xmlns:o="urn:schemas-microsoft-com:office:office" xmlns:oel="http://schemas.microsoft.com/office/2019/extlst" xmlns:r="http://schemas.openxmlformats.org/officeDocument/2006/relationships" xmlns:m="http://schemas.openxmlformats.org/officeDocument/2006/math" xmlns:v="urn:schemas-microsoft-com:vml" xmlns:wp14="http://schemas.microsoft.com/office/word/2010/wordprocessingDrawing" xmlns:wp="http://schemas.openxmlformats.org/drawingml/2006/wordprocessingDrawing" xmlns:w10="urn:schemas-microsoft-com:office:word" xmlns:w="http://schemas.openxmlformats.org/wordprocessingml/2006/main" xmlns:w14="http://schemas.microsoft.com/office/word/2010/wordml" xmlns:w15="http://schemas.microsoft.com/office/word/2012/wordml" xmlns:w16cex="http://schemas.microsoft.com/office/word/2018/wordml/cex" xmlns:w16cid="http://schemas.microsoft.com/office/word/2016/wordml/cid" xmlns:w16="http://schemas.microsoft.com/office/word/2018/wordml" xmlns:w16du="http://schemas.microsoft.com/office/word/2023/wordml/word16du" xmlns:w16sdtdh="http://schemas.microsoft.com/office/word/2020/wordml/sdtdatahash" xmlns:w16sdtfl="http://schemas.microsoft.com/office/word/2024/wordml/sdtformatlock" xmlns:w16se="http://schemas.microsoft.com/office/word/2015/wordml/symex" xmlns:wpg="http://schemas.microsoft.com/office/word/2010/wordprocessingGroup" xmlns:wpi="http://schemas.microsoft.com/office/word/2010/wordprocessingInk" xmlns:wne="http://schemas.microsoft.com/office/word/2006/wordml" xmlns:wps="http://schemas.microsoft.com/office/word/2010/wordprocessingShape" mc:Ignorable="w14 w15 w16se w16cid w16 w16cex w16sdtdh w16sdtfl w16du wp14">
   <w:footnote w:type="separator" w:id="-1">
     <w:p>
       <w:pPr>
@@ -12478,7 +12647,7 @@
 </file>
 
 <file path=word/header1.xml><?xml version="1.0" encoding="utf-8"?>
-<w:hdr xmlns:wpc="http://schemas.microsoft.com/office/word/2010/wordprocessingCanvas" xmlns:cx="http://schemas.microsoft.com/office/drawing/2014/chartex" xmlns:cx1="http://schemas.microsoft.com/office/drawing/2015/9/8/chartex" xmlns:cx2="http://schemas.microsoft.com/office/drawing/2015/10/21/chartex" xmlns:cx3="http://schemas.microsoft.com/office/drawing/2016/5/9/chartex" xmlns:cx4="http://schemas.microsoft.com/office/drawing/2016/5/10/chartex" xmlns:cx5="http://schemas.microsoft.com/office/drawing/2016/5/11/chartex" xmlns:cx6="http://schemas.microsoft.com/office/drawing/2016/5/12/chartex" xmlns:cx7="http://schemas.microsoft.com/office/drawing/2016/5/13/chartex" xmlns:cx8="http://schemas.microsoft.com/office/drawing/2016/5/14/chartex" xmlns:mc="http://schemas.openxmlformats.org/markup-compatibility/2006" xmlns:aink="http://schemas.microsoft.com/office/drawing/2016/ink" xmlns:am3d="http://schemas.microsoft.com/office/drawing/2017/model3d" xmlns:o="urn:schemas-microsoft-com:office:office" xmlns:oel="http://schemas.microsoft.com/office/2019/extlst" xmlns:r="http://schemas.openxmlformats.org/officeDocument/2006/relationships" xmlns:m="http://schemas.openxmlformats.org/officeDocument/2006/math" xmlns:v="urn:schemas-microsoft-com:vml" xmlns:wp14="http://schemas.microsoft.com/office/word/2010/wordprocessingDrawing" xmlns:wp="http://schemas.openxmlformats.org/drawingml/2006/wordprocessingDrawing" xmlns:w10="urn:schemas-microsoft-com:office:word" xmlns:w="http://schemas.openxmlformats.org/wordprocessingml/2006/main" xmlns:w14="http://schemas.microsoft.com/office/word/2010/wordml" xmlns:w15="http://schemas.microsoft.com/office/word/2012/wordml" xmlns:w16cex="http://schemas.microsoft.com/office/word/2018/wordml/cex" xmlns:w16cid="http://schemas.microsoft.com/office/word/2016/wordml/cid" xmlns:w16="http://schemas.microsoft.com/office/word/2018/wordml" xmlns:w16sdtdh="http://schemas.microsoft.com/office/word/2020/wordml/sdtdatahash" xmlns:w16se="http://schemas.microsoft.com/office/word/2015/wordml/symex" xmlns:wpg="http://schemas.microsoft.com/office/word/2010/wordprocessingGroup" xmlns:wpi="http://schemas.microsoft.com/office/word/2010/wordprocessingInk" xmlns:wne="http://schemas.microsoft.com/office/word/2006/wordml" xmlns:wps="http://schemas.microsoft.com/office/word/2010/wordprocessingShape" mc:Ignorable="w14 w15 w16se w16cid w16 w16cex w16sdtdh wp14">
+<w:hdr xmlns:wpc="http://schemas.microsoft.com/office/word/2010/wordprocessingCanvas" xmlns:cx="http://schemas.microsoft.com/office/drawing/2014/chartex" xmlns:cx1="http://schemas.microsoft.com/office/drawing/2015/9/8/chartex" xmlns:cx2="http://schemas.microsoft.com/office/drawing/2015/10/21/chartex" xmlns:cx3="http://schemas.microsoft.com/office/drawing/2016/5/9/chartex" xmlns:cx4="http://schemas.microsoft.com/office/drawing/2016/5/10/chartex" xmlns:cx5="http://schemas.microsoft.com/office/drawing/2016/5/11/chartex" xmlns:cx6="http://schemas.microsoft.com/office/drawing/2016/5/12/chartex" xmlns:cx7="http://schemas.microsoft.com/office/drawing/2016/5/13/chartex" xmlns:cx8="http://schemas.microsoft.com/office/drawing/2016/5/14/chartex" xmlns:mc="http://schemas.openxmlformats.org/markup-compatibility/2006" xmlns:aink="http://schemas.microsoft.com/office/drawing/2016/ink" xmlns:am3d="http://schemas.microsoft.com/office/drawing/2017/model3d" xmlns:o="urn:schemas-microsoft-com:office:office" xmlns:oel="http://schemas.microsoft.com/office/2019/extlst" xmlns:r="http://schemas.openxmlformats.org/officeDocument/2006/relationships" xmlns:m="http://schemas.openxmlformats.org/officeDocument/2006/math" xmlns:v="urn:schemas-microsoft-com:vml" xmlns:wp14="http://schemas.microsoft.com/office/word/2010/wordprocessingDrawing" xmlns:wp="http://schemas.openxmlformats.org/drawingml/2006/wordprocessingDrawing" xmlns:w10="urn:schemas-microsoft-com:office:word" xmlns:w="http://schemas.openxmlformats.org/wordprocessingml/2006/main" xmlns:w14="http://schemas.microsoft.com/office/word/2010/wordml" xmlns:w15="http://schemas.microsoft.com/office/word/2012/wordml" xmlns:w16cex="http://schemas.microsoft.com/office/word/2018/wordml/cex" xmlns:w16cid="http://schemas.microsoft.com/office/word/2016/wordml/cid" xmlns:w16="http://schemas.microsoft.com/office/word/2018/wordml" xmlns:w16du="http://schemas.microsoft.com/office/word/2023/wordml/word16du" xmlns:w16sdtdh="http://schemas.microsoft.com/office/word/2020/wordml/sdtdatahash" xmlns:w16sdtfl="http://schemas.microsoft.com/office/word/2024/wordml/sdtformatlock" xmlns:w16se="http://schemas.microsoft.com/office/word/2015/wordml/symex" xmlns:wpg="http://schemas.microsoft.com/office/word/2010/wordprocessingGroup" xmlns:wpi="http://schemas.microsoft.com/office/word/2010/wordprocessingInk" xmlns:wne="http://schemas.microsoft.com/office/word/2006/wordml" xmlns:wps="http://schemas.microsoft.com/office/word/2010/wordprocessingShape" mc:Ignorable="w14 w15 w16se w16cid w16 w16cex w16sdtdh w16sdtfl w16du wp14">
   <w:p>
     <w:pPr>
       <w:pStyle w:val="Header"/>
@@ -12499,7 +12668,7 @@
 </file>
 
 <file path=word/header2.xml><?xml version="1.0" encoding="utf-8"?>
-<w:hdr xmlns:wpc="http://schemas.microsoft.com/office/word/2010/wordprocessingCanvas" xmlns:cx="http://schemas.microsoft.com/office/drawing/2014/chartex" xmlns:cx1="http://schemas.microsoft.com/office/drawing/2015/9/8/chartex" xmlns:cx2="http://schemas.microsoft.com/office/drawing/2015/10/21/chartex" xmlns:cx3="http://schemas.microsoft.com/office/drawing/2016/5/9/chartex" xmlns:cx4="http://schemas.microsoft.com/office/drawing/2016/5/10/chartex" xmlns:cx5="http://schemas.microsoft.com/office/drawing/2016/5/11/chartex" xmlns:cx6="http://schemas.microsoft.com/office/drawing/2016/5/12/chartex" xmlns:cx7="http://schemas.microsoft.com/office/drawing/2016/5/13/chartex" xmlns:cx8="http://schemas.microsoft.com/office/drawing/2016/5/14/chartex" xmlns:mc="http://schemas.openxmlformats.org/markup-compatibility/2006" xmlns:aink="http://schemas.microsoft.com/office/drawing/2016/ink" xmlns:am3d="http://schemas.microsoft.com/office/drawing/2017/model3d" xmlns:o="urn:schemas-microsoft-com:office:office" xmlns:oel="http://schemas.microsoft.com/office/2019/extlst" xmlns:r="http://schemas.openxmlformats.org/officeDocument/2006/relationships" xmlns:m="http://schemas.openxmlformats.org/officeDocument/2006/math" xmlns:v="urn:schemas-microsoft-com:vml" xmlns:wp14="http://schemas.microsoft.com/office/word/2010/wordprocessingDrawing" xmlns:wp="http://schemas.openxmlformats.org/drawingml/2006/wordprocessingDrawing" xmlns:w10="urn:schemas-microsoft-com:office:word" xmlns:w="http://schemas.openxmlformats.org/wordprocessingml/2006/main" xmlns:w14="http://schemas.microsoft.com/office/word/2010/wordml" xmlns:w15="http://schemas.microsoft.com/office/word/2012/wordml" xmlns:w16cex="http://schemas.microsoft.com/office/word/2018/wordml/cex" xmlns:w16cid="http://schemas.microsoft.com/office/word/2016/wordml/cid" xmlns:w16="http://schemas.microsoft.com/office/word/2018/wordml" xmlns:w16sdtdh="http://schemas.microsoft.com/office/word/2020/wordml/sdtdatahash" xmlns:w16se="http://schemas.microsoft.com/office/word/2015/wordml/symex" xmlns:wpg="http://schemas.microsoft.com/office/word/2010/wordprocessingGroup" xmlns:wpi="http://schemas.microsoft.com/office/word/2010/wordprocessingInk" xmlns:wne="http://schemas.microsoft.com/office/word/2006/wordml" xmlns:wps="http://schemas.microsoft.com/office/word/2010/wordprocessingShape" mc:Ignorable="w14 w15 w16se w16cid w16 w16cex w16sdtdh wp14">
+<w:hdr xmlns:wpc="http://schemas.microsoft.com/office/word/2010/wordprocessingCanvas" xmlns:cx="http://schemas.microsoft.com/office/drawing/2014/chartex" xmlns:cx1="http://schemas.microsoft.com/office/drawing/2015/9/8/chartex" xmlns:cx2="http://schemas.microsoft.com/office/drawing/2015/10/21/chartex" xmlns:cx3="http://schemas.microsoft.com/office/drawing/2016/5/9/chartex" xmlns:cx4="http://schemas.microsoft.com/office/drawing/2016/5/10/chartex" xmlns:cx5="http://schemas.microsoft.com/office/drawing/2016/5/11/chartex" xmlns:cx6="http://schemas.microsoft.com/office/drawing/2016/5/12/chartex" xmlns:cx7="http://schemas.microsoft.com/office/drawing/2016/5/13/chartex" xmlns:cx8="http://schemas.microsoft.com/office/drawing/2016/5/14/chartex" xmlns:mc="http://schemas.openxmlformats.org/markup-compatibility/2006" xmlns:aink="http://schemas.microsoft.com/office/drawing/2016/ink" xmlns:am3d="http://schemas.microsoft.com/office/drawing/2017/model3d" xmlns:o="urn:schemas-microsoft-com:office:office" xmlns:oel="http://schemas.microsoft.com/office/2019/extlst" xmlns:r="http://schemas.openxmlformats.org/officeDocument/2006/relationships" xmlns:m="http://schemas.openxmlformats.org/officeDocument/2006/math" xmlns:v="urn:schemas-microsoft-com:vml" xmlns:wp14="http://schemas.microsoft.com/office/word/2010/wordprocessingDrawing" xmlns:wp="http://schemas.openxmlformats.org/drawingml/2006/wordprocessingDrawing" xmlns:w10="urn:schemas-microsoft-com:office:word" xmlns:w="http://schemas.openxmlformats.org/wordprocessingml/2006/main" xmlns:w14="http://schemas.microsoft.com/office/word/2010/wordml" xmlns:w15="http://schemas.microsoft.com/office/word/2012/wordml" xmlns:w16cex="http://schemas.microsoft.com/office/word/2018/wordml/cex" xmlns:w16cid="http://schemas.microsoft.com/office/word/2016/wordml/cid" xmlns:w16="http://schemas.microsoft.com/office/word/2018/wordml" xmlns:w16du="http://schemas.microsoft.com/office/word/2023/wordml/word16du" xmlns:w16sdtdh="http://schemas.microsoft.com/office/word/2020/wordml/sdtdatahash" xmlns:w16sdtfl="http://schemas.microsoft.com/office/word/2024/wordml/sdtformatlock" xmlns:w16se="http://schemas.microsoft.com/office/word/2015/wordml/symex" xmlns:wpg="http://schemas.microsoft.com/office/word/2010/wordprocessingGroup" xmlns:wpi="http://schemas.microsoft.com/office/word/2010/wordprocessingInk" xmlns:wne="http://schemas.microsoft.com/office/word/2006/wordml" xmlns:wps="http://schemas.microsoft.com/office/word/2010/wordprocessingShape" mc:Ignorable="w14 w15 w16se w16cid w16 w16cex w16sdtdh w16sdtfl w16du wp14">
   <w:p>
     <w:pPr>
       <w:pStyle w:val="Header"/>
@@ -12511,8 +12680,18 @@
 </w:hdr>
 </file>
 
+<file path=word/header3.xml><?xml version="1.0" encoding="utf-8"?>
+<w:hdr xmlns:wpc="http://schemas.microsoft.com/office/word/2010/wordprocessingCanvas" xmlns:cx="http://schemas.microsoft.com/office/drawing/2014/chartex" xmlns:cx1="http://schemas.microsoft.com/office/drawing/2015/9/8/chartex" xmlns:cx2="http://schemas.microsoft.com/office/drawing/2015/10/21/chartex" xmlns:cx3="http://schemas.microsoft.com/office/drawing/2016/5/9/chartex" xmlns:cx4="http://schemas.microsoft.com/office/drawing/2016/5/10/chartex" xmlns:cx5="http://schemas.microsoft.com/office/drawing/2016/5/11/chartex" xmlns:cx6="http://schemas.microsoft.com/office/drawing/2016/5/12/chartex" xmlns:cx7="http://schemas.microsoft.com/office/drawing/2016/5/13/chartex" xmlns:cx8="http://schemas.microsoft.com/office/drawing/2016/5/14/chartex" xmlns:mc="http://schemas.openxmlformats.org/markup-compatibility/2006" xmlns:aink="http://schemas.microsoft.com/office/drawing/2016/ink" xmlns:am3d="http://schemas.microsoft.com/office/drawing/2017/model3d" xmlns:o="urn:schemas-microsoft-com:office:office" xmlns:oel="http://schemas.microsoft.com/office/2019/extlst" xmlns:r="http://schemas.openxmlformats.org/officeDocument/2006/relationships" xmlns:m="http://schemas.openxmlformats.org/officeDocument/2006/math" xmlns:v="urn:schemas-microsoft-com:vml" xmlns:wp14="http://schemas.microsoft.com/office/word/2010/wordprocessingDrawing" xmlns:wp="http://schemas.openxmlformats.org/drawingml/2006/wordprocessingDrawing" xmlns:w10="urn:schemas-microsoft-com:office:word" xmlns:w="http://schemas.openxmlformats.org/wordprocessingml/2006/main" xmlns:w14="http://schemas.microsoft.com/office/word/2010/wordml" xmlns:w15="http://schemas.microsoft.com/office/word/2012/wordml" xmlns:w16cex="http://schemas.microsoft.com/office/word/2018/wordml/cex" xmlns:w16cid="http://schemas.microsoft.com/office/word/2016/wordml/cid" xmlns:w16="http://schemas.microsoft.com/office/word/2018/wordml" xmlns:w16du="http://schemas.microsoft.com/office/word/2023/wordml/word16du" xmlns:w16sdtdh="http://schemas.microsoft.com/office/word/2020/wordml/sdtdatahash" xmlns:w16sdtfl="http://schemas.microsoft.com/office/word/2024/wordml/sdtformatlock" xmlns:w16se="http://schemas.microsoft.com/office/word/2015/wordml/symex" xmlns:wpg="http://schemas.microsoft.com/office/word/2010/wordprocessingGroup" xmlns:wpi="http://schemas.microsoft.com/office/word/2010/wordprocessingInk" xmlns:wne="http://schemas.microsoft.com/office/word/2006/wordml" xmlns:wps="http://schemas.microsoft.com/office/word/2010/wordprocessingShape" mc:Ignorable="w14 w15 w16se w16cid w16 w16cex w16sdtdh w16sdtfl w16du wp14">
+  <w:p>
+    <w:pPr>
+      <w:pStyle w:val="Header"/>
+    </w:pPr>
+  </w:p>
+</w:hdr>
+</file>
+
 <file path=word/styles.xml><?xml version="1.0" encoding="utf-8"?>
-<w:styles xmlns:mc="http://schemas.openxmlformats.org/markup-compatibility/2006" xmlns:r="http://schemas.openxmlformats.org/officeDocument/2006/relationships" xmlns:w="http://schemas.openxmlformats.org/wordprocessingml/2006/main" xmlns:w14="http://schemas.microsoft.com/office/word/2010/wordml" xmlns:w15="http://schemas.microsoft.com/office/word/2012/wordml" xmlns:w16cex="http://schemas.microsoft.com/office/word/2018/wordml/cex" xmlns:w16cid="http://schemas.microsoft.com/office/word/2016/wordml/cid" xmlns:w16="http://schemas.microsoft.com/office/word/2018/wordml" xmlns:w16sdtdh="http://schemas.microsoft.com/office/word/2020/wordml/sdtdatahash" xmlns:w16se="http://schemas.microsoft.com/office/word/2015/wordml/symex" mc:Ignorable="w14 w15 w16se w16cid w16 w16cex w16sdtdh">
+<w:styles xmlns:mc="http://schemas.openxmlformats.org/markup-compatibility/2006" xmlns:r="http://schemas.openxmlformats.org/officeDocument/2006/relationships" xmlns:w="http://schemas.openxmlformats.org/wordprocessingml/2006/main" xmlns:w14="http://schemas.microsoft.com/office/word/2010/wordml" xmlns:w15="http://schemas.microsoft.com/office/word/2012/wordml" xmlns:w16cex="http://schemas.microsoft.com/office/word/2018/wordml/cex" xmlns:w16cid="http://schemas.microsoft.com/office/word/2016/wordml/cid" xmlns:w16="http://schemas.microsoft.com/office/word/2018/wordml" xmlns:w16du="http://schemas.microsoft.com/office/word/2023/wordml/word16du" xmlns:w16sdtdh="http://schemas.microsoft.com/office/word/2020/wordml/sdtdatahash" xmlns:w16sdtfl="http://schemas.microsoft.com/office/word/2024/wordml/sdtformatlock" xmlns:w16se="http://schemas.microsoft.com/office/word/2015/wordml/symex" mc:Ignorable="w14 w15 w16se w16cid w16 w16cex w16sdtdh w16sdtfl w16du">
   <w:docDefaults>
     <w:rPrDefault>
       <w:rPr>
